--- a/doc/Production Schedule Timeline.docx
+++ b/doc/Production Schedule Timeline.docx
@@ -325,6 +325,243 @@
           <w:b/>
           <w:bCs/>
         </w:rPr>
+        <w:t xml:space="preserve">Task 2: Index Page Layout and </w:t>
+      </w:r>
+      <w:r>
+        <w:rPr>
+          <w:b/>
+          <w:bCs/>
+        </w:rPr>
+        <w:t>CSS Styling</w:t>
+      </w:r>
+    </w:p>
+    <w:p>
+      <w:pPr>
+        <w:pStyle w:val="ListParagraph"/>
+        <w:numPr>
+          <w:ilvl w:val="0"/>
+          <w:numId w:val="2"/>
+        </w:numPr>
+        <w:rPr>
+          <w:b/>
+          <w:bCs/>
+        </w:rPr>
+      </w:pPr>
+      <w:r>
+        <w:rPr>
+          <w:b/>
+          <w:bCs/>
+        </w:rPr>
+        <w:t>DEV109 Collaborator</w:t>
+      </w:r>
+      <w:r>
+        <w:rPr>
+          <w:b/>
+          <w:bCs/>
+        </w:rPr>
+        <w:t>(s)</w:t>
+      </w:r>
+      <w:r>
+        <w:rPr>
+          <w:b/>
+          <w:bCs/>
+        </w:rPr>
+        <w:t xml:space="preserve">: </w:t>
+      </w:r>
+      <w:r>
+        <w:t>Tyler Chung</w:t>
+      </w:r>
+    </w:p>
+    <w:p>
+      <w:pPr>
+        <w:pStyle w:val="ListParagraph"/>
+        <w:numPr>
+          <w:ilvl w:val="0"/>
+          <w:numId w:val="2"/>
+        </w:numPr>
+        <w:rPr>
+          <w:b/>
+          <w:bCs/>
+        </w:rPr>
+      </w:pPr>
+      <w:r>
+        <w:rPr>
+          <w:b/>
+          <w:bCs/>
+        </w:rPr>
+        <w:t>DMA205 Collaborator</w:t>
+      </w:r>
+      <w:r>
+        <w:rPr>
+          <w:b/>
+          <w:bCs/>
+        </w:rPr>
+        <w:t>(s)</w:t>
+      </w:r>
+      <w:r>
+        <w:rPr>
+          <w:b/>
+          <w:bCs/>
+        </w:rPr>
+        <w:t xml:space="preserve">: </w:t>
+      </w:r>
+      <w:r>
+        <w:t>None</w:t>
+      </w:r>
+    </w:p>
+    <w:p>
+      <w:pPr>
+        <w:pStyle w:val="ListParagraph"/>
+        <w:numPr>
+          <w:ilvl w:val="0"/>
+          <w:numId w:val="2"/>
+        </w:numPr>
+        <w:rPr>
+          <w:b/>
+          <w:bCs/>
+        </w:rPr>
+      </w:pPr>
+      <w:r>
+        <w:rPr>
+          <w:b/>
+          <w:bCs/>
+        </w:rPr>
+        <w:t xml:space="preserve">Accountability: </w:t>
+      </w:r>
+      <w:r>
+        <w:t xml:space="preserve">Build </w:t>
+      </w:r>
+      <w:r>
+        <w:t>p</w:t>
+      </w:r>
+      <w:r>
+        <w:t xml:space="preserve">roject hub, navigation cards, and </w:t>
+      </w:r>
+      <w:r>
+        <w:t>CSS</w:t>
+      </w:r>
+      <w:r>
+        <w:t xml:space="preserve"> styling</w:t>
+      </w:r>
+    </w:p>
+    <w:p>
+      <w:pPr>
+        <w:pStyle w:val="ListParagraph"/>
+        <w:numPr>
+          <w:ilvl w:val="0"/>
+          <w:numId w:val="2"/>
+        </w:numPr>
+        <w:rPr>
+          <w:b/>
+          <w:bCs/>
+        </w:rPr>
+      </w:pPr>
+      <w:r>
+        <w:rPr>
+          <w:b/>
+          <w:bCs/>
+        </w:rPr>
+        <w:t>Status:</w:t>
+      </w:r>
+      <w:r>
+        <w:t xml:space="preserve"> Completed</w:t>
+      </w:r>
+    </w:p>
+    <w:p>
+      <w:pPr>
+        <w:pStyle w:val="ListParagraph"/>
+        <w:numPr>
+          <w:ilvl w:val="0"/>
+          <w:numId w:val="2"/>
+        </w:numPr>
+        <w:rPr>
+          <w:b/>
+          <w:bCs/>
+        </w:rPr>
+      </w:pPr>
+      <w:r>
+        <w:rPr>
+          <w:b/>
+          <w:bCs/>
+        </w:rPr>
+        <w:t xml:space="preserve">Begin </w:t>
+      </w:r>
+      <w:r>
+        <w:rPr>
+          <w:b/>
+          <w:bCs/>
+        </w:rPr>
+        <w:t>Date:</w:t>
+      </w:r>
+      <w:r>
+        <w:t xml:space="preserve"> 6/10/2026</w:t>
+      </w:r>
+    </w:p>
+    <w:p>
+      <w:pPr>
+        <w:pStyle w:val="ListParagraph"/>
+        <w:numPr>
+          <w:ilvl w:val="0"/>
+          <w:numId w:val="2"/>
+        </w:numPr>
+        <w:rPr>
+          <w:b/>
+          <w:bCs/>
+        </w:rPr>
+      </w:pPr>
+      <w:r>
+        <w:rPr>
+          <w:b/>
+          <w:bCs/>
+        </w:rPr>
+        <w:t xml:space="preserve">Due Date: </w:t>
+      </w:r>
+      <w:r>
+        <w:t>6/14/2026</w:t>
+      </w:r>
+    </w:p>
+    <w:p>
+      <w:pPr>
+        <w:pStyle w:val="ListParagraph"/>
+        <w:numPr>
+          <w:ilvl w:val="0"/>
+          <w:numId w:val="2"/>
+        </w:numPr>
+        <w:rPr>
+          <w:b/>
+          <w:bCs/>
+        </w:rPr>
+      </w:pPr>
+      <w:r>
+        <w:rPr>
+          <w:b/>
+          <w:bCs/>
+        </w:rPr>
+        <w:t>Completion Date:</w:t>
+      </w:r>
+      <w:r>
+        <w:rPr>
+          <w:b/>
+          <w:bCs/>
+        </w:rPr>
+        <w:t xml:space="preserve"> </w:t>
+      </w:r>
+      <w:r>
+        <w:t>6/13/2026</w:t>
+      </w:r>
+    </w:p>
+    <w:p>
+      <w:pPr>
+        <w:rPr>
+          <w:b/>
+          <w:bCs/>
+        </w:rPr>
+      </w:pPr>
+      <w:r>
+        <w:rPr>
+          <w:b/>
+          <w:bCs/>
+        </w:rPr>
         <w:t xml:space="preserve">Task </w:t>
       </w:r>
       <w:r>
@@ -332,7 +569,7 @@
           <w:b/>
           <w:bCs/>
         </w:rPr>
-        <w:t>2</w:t>
+        <w:t>3</w:t>
       </w:r>
       <w:r>
         <w:rPr>
@@ -346,14 +583,7 @@
           <w:b/>
           <w:bCs/>
         </w:rPr>
-        <w:t xml:space="preserve">Index Page Layout and </w:t>
-      </w:r>
-      <w:r>
-        <w:rPr>
-          <w:b/>
-          <w:bCs/>
-        </w:rPr>
-        <w:t>CSS Styling</w:t>
+        <w:t>Template Page Creation</w:t>
       </w:r>
     </w:p>
     <w:p>
@@ -437,10 +667,6 @@
           <w:ilvl w:val="0"/>
           <w:numId w:val="2"/>
         </w:numPr>
-        <w:rPr>
-          <w:b/>
-          <w:bCs/>
-        </w:rPr>
       </w:pPr>
       <w:r>
         <w:rPr>
@@ -450,264 +676,7 @@
         <w:t xml:space="preserve">Accountability: </w:t>
       </w:r>
       <w:r>
-        <w:t xml:space="preserve">Build </w:t>
-      </w:r>
-      <w:r>
-        <w:t>p</w:t>
-      </w:r>
-      <w:r>
-        <w:t xml:space="preserve">roject hub, navigation cards, and </w:t>
-      </w:r>
-      <w:r>
-        <w:t>CSS</w:t>
-      </w:r>
-      <w:r>
-        <w:t xml:space="preserve"> styling</w:t>
-      </w:r>
-    </w:p>
-    <w:p>
-      <w:pPr>
-        <w:pStyle w:val="ListParagraph"/>
-        <w:numPr>
-          <w:ilvl w:val="0"/>
-          <w:numId w:val="2"/>
-        </w:numPr>
-        <w:rPr>
-          <w:b/>
-          <w:bCs/>
-        </w:rPr>
-      </w:pPr>
-      <w:r>
-        <w:rPr>
-          <w:b/>
-          <w:bCs/>
-        </w:rPr>
-        <w:t>Status:</w:t>
-      </w:r>
-      <w:r>
-        <w:t xml:space="preserve"> Completed</w:t>
-      </w:r>
-    </w:p>
-    <w:p>
-      <w:pPr>
-        <w:pStyle w:val="ListParagraph"/>
-        <w:numPr>
-          <w:ilvl w:val="0"/>
-          <w:numId w:val="2"/>
-        </w:numPr>
-        <w:rPr>
-          <w:b/>
-          <w:bCs/>
-        </w:rPr>
-      </w:pPr>
-      <w:r>
-        <w:rPr>
-          <w:b/>
-          <w:bCs/>
-        </w:rPr>
-        <w:t xml:space="preserve">Begin </w:t>
-      </w:r>
-      <w:r>
-        <w:rPr>
-          <w:b/>
-          <w:bCs/>
-        </w:rPr>
-        <w:t>Date</w:t>
-      </w:r>
-      <w:r>
-        <w:rPr>
-          <w:b/>
-          <w:bCs/>
-        </w:rPr>
-        <w:t>:</w:t>
-      </w:r>
-      <w:r>
-        <w:t xml:space="preserve"> 6/10/2026</w:t>
-      </w:r>
-    </w:p>
-    <w:p>
-      <w:pPr>
-        <w:pStyle w:val="ListParagraph"/>
-        <w:numPr>
-          <w:ilvl w:val="0"/>
-          <w:numId w:val="2"/>
-        </w:numPr>
-        <w:rPr>
-          <w:b/>
-          <w:bCs/>
-        </w:rPr>
-      </w:pPr>
-      <w:r>
-        <w:rPr>
-          <w:b/>
-          <w:bCs/>
-        </w:rPr>
-        <w:t xml:space="preserve">Due Date: </w:t>
-      </w:r>
-      <w:r>
-        <w:t>6/14/2026</w:t>
-      </w:r>
-    </w:p>
-    <w:p>
-      <w:pPr>
-        <w:pStyle w:val="ListParagraph"/>
-        <w:numPr>
-          <w:ilvl w:val="0"/>
-          <w:numId w:val="2"/>
-        </w:numPr>
-        <w:rPr>
-          <w:b/>
-          <w:bCs/>
-        </w:rPr>
-      </w:pPr>
-      <w:r>
-        <w:rPr>
-          <w:b/>
-          <w:bCs/>
-        </w:rPr>
-        <w:t>Completion Date:</w:t>
-      </w:r>
-      <w:r>
-        <w:rPr>
-          <w:b/>
-          <w:bCs/>
-        </w:rPr>
-        <w:t xml:space="preserve"> </w:t>
-      </w:r>
-      <w:r>
-        <w:t>6/13/2026</w:t>
-      </w:r>
-    </w:p>
-    <w:p>
-      <w:pPr>
-        <w:rPr>
-          <w:b/>
-          <w:bCs/>
-        </w:rPr>
-      </w:pPr>
-      <w:r>
-        <w:rPr>
-          <w:b/>
-          <w:bCs/>
-        </w:rPr>
-        <w:t xml:space="preserve">Task </w:t>
-      </w:r>
-      <w:r>
-        <w:rPr>
-          <w:b/>
-          <w:bCs/>
-        </w:rPr>
-        <w:t>3</w:t>
-      </w:r>
-      <w:r>
-        <w:rPr>
-          <w:b/>
-          <w:bCs/>
-        </w:rPr>
-        <w:t xml:space="preserve">: </w:t>
-      </w:r>
-      <w:r>
-        <w:rPr>
-          <w:b/>
-          <w:bCs/>
-        </w:rPr>
-        <w:t>Template Page Creation</w:t>
-      </w:r>
-    </w:p>
-    <w:p>
-      <w:pPr>
-        <w:pStyle w:val="ListParagraph"/>
-        <w:numPr>
-          <w:ilvl w:val="0"/>
-          <w:numId w:val="2"/>
-        </w:numPr>
-        <w:rPr>
-          <w:b/>
-          <w:bCs/>
-        </w:rPr>
-      </w:pPr>
-      <w:r>
-        <w:rPr>
-          <w:b/>
-          <w:bCs/>
-        </w:rPr>
-        <w:t>DEV109 Collaborator</w:t>
-      </w:r>
-      <w:r>
-        <w:rPr>
-          <w:b/>
-          <w:bCs/>
-        </w:rPr>
-        <w:t>(s)</w:t>
-      </w:r>
-      <w:r>
-        <w:rPr>
-          <w:b/>
-          <w:bCs/>
-        </w:rPr>
-        <w:t xml:space="preserve">: </w:t>
-      </w:r>
-      <w:r>
-        <w:t>Tyler Chung</w:t>
-      </w:r>
-    </w:p>
-    <w:p>
-      <w:pPr>
-        <w:pStyle w:val="ListParagraph"/>
-        <w:numPr>
-          <w:ilvl w:val="0"/>
-          <w:numId w:val="2"/>
-        </w:numPr>
-        <w:rPr>
-          <w:b/>
-          <w:bCs/>
-        </w:rPr>
-      </w:pPr>
-      <w:r>
-        <w:rPr>
-          <w:b/>
-          <w:bCs/>
-        </w:rPr>
-        <w:t>DMA205 Collaborator</w:t>
-      </w:r>
-      <w:r>
-        <w:rPr>
-          <w:b/>
-          <w:bCs/>
-        </w:rPr>
-        <w:t>(s)</w:t>
-      </w:r>
-      <w:r>
-        <w:rPr>
-          <w:b/>
-          <w:bCs/>
-        </w:rPr>
-        <w:t xml:space="preserve">: </w:t>
-      </w:r>
-      <w:r>
-        <w:t>None</w:t>
-      </w:r>
-    </w:p>
-    <w:p>
-      <w:pPr>
-        <w:pStyle w:val="ListParagraph"/>
-        <w:numPr>
-          <w:ilvl w:val="0"/>
-          <w:numId w:val="2"/>
-        </w:numPr>
-      </w:pPr>
-      <w:r>
-        <w:rPr>
-          <w:b/>
-          <w:bCs/>
-        </w:rPr>
-        <w:t xml:space="preserve">Accountability: </w:t>
-      </w:r>
-      <w:r>
-        <w:t xml:space="preserve">Create a </w:t>
-      </w:r>
-      <w:r>
-        <w:t>template page for the prototypes</w:t>
+        <w:t>Create a template page for the prototypes</w:t>
       </w:r>
     </w:p>
     <w:p>
@@ -1066,14 +1035,7 @@
           <w:b/>
           <w:bCs/>
         </w:rPr>
-        <w:t>Dream Story Engine</w:t>
-      </w:r>
-      <w:r>
-        <w:rPr>
-          <w:b/>
-          <w:bCs/>
-        </w:rPr>
-        <w:t xml:space="preserve"> Prototype</w:t>
+        <w:t>Dream Story Engine Prototype</w:t>
       </w:r>
     </w:p>
     <w:p>
@@ -1137,13 +1099,7 @@
         <w:t xml:space="preserve">Create a </w:t>
       </w:r>
       <w:r>
-        <w:t xml:space="preserve">prototype page for the </w:t>
-      </w:r>
-      <w:r>
-        <w:t>Dream Story Engine</w:t>
-      </w:r>
-      <w:r>
-        <w:t xml:space="preserve"> site</w:t>
+        <w:t>prototype page for the Dream Story Engine site</w:t>
       </w:r>
     </w:p>
     <w:p>
@@ -1166,6 +1122,226 @@
         <w:t xml:space="preserve">Status: </w:t>
       </w:r>
       <w:r>
+        <w:t>Completed</w:t>
+      </w:r>
+    </w:p>
+    <w:p>
+      <w:pPr>
+        <w:pStyle w:val="ListParagraph"/>
+        <w:numPr>
+          <w:ilvl w:val="0"/>
+          <w:numId w:val="2"/>
+        </w:numPr>
+        <w:rPr>
+          <w:b/>
+          <w:bCs/>
+        </w:rPr>
+      </w:pPr>
+      <w:r>
+        <w:rPr>
+          <w:b/>
+          <w:bCs/>
+        </w:rPr>
+        <w:t xml:space="preserve">Begin Date: </w:t>
+      </w:r>
+      <w:r>
+        <w:t>6/1</w:t>
+      </w:r>
+      <w:r>
+        <w:t>2</w:t>
+      </w:r>
+      <w:r>
+        <w:t>/2026</w:t>
+      </w:r>
+    </w:p>
+    <w:p>
+      <w:pPr>
+        <w:pStyle w:val="ListParagraph"/>
+        <w:numPr>
+          <w:ilvl w:val="0"/>
+          <w:numId w:val="2"/>
+        </w:numPr>
+        <w:rPr>
+          <w:b/>
+          <w:bCs/>
+        </w:rPr>
+      </w:pPr>
+      <w:r>
+        <w:rPr>
+          <w:b/>
+          <w:bCs/>
+        </w:rPr>
+        <w:t xml:space="preserve">Due Date: </w:t>
+      </w:r>
+      <w:r>
+        <w:t>6/14/2026</w:t>
+      </w:r>
+    </w:p>
+    <w:p>
+      <w:pPr>
+        <w:pStyle w:val="ListParagraph"/>
+        <w:numPr>
+          <w:ilvl w:val="0"/>
+          <w:numId w:val="2"/>
+        </w:numPr>
+        <w:rPr>
+          <w:b/>
+          <w:bCs/>
+        </w:rPr>
+      </w:pPr>
+      <w:r>
+        <w:rPr>
+          <w:b/>
+          <w:bCs/>
+        </w:rPr>
+        <w:t>Completion Date:</w:t>
+      </w:r>
+      <w:r>
+        <w:rPr>
+          <w:b/>
+          <w:bCs/>
+        </w:rPr>
+        <w:t xml:space="preserve"> </w:t>
+      </w:r>
+      <w:r>
+        <w:t>6/1</w:t>
+      </w:r>
+      <w:r>
+        <w:t>3</w:t>
+      </w:r>
+      <w:r>
+        <w:t>/2026</w:t>
+      </w:r>
+    </w:p>
+    <w:p>
+      <w:pPr>
+        <w:rPr>
+          <w:b/>
+          <w:bCs/>
+        </w:rPr>
+      </w:pPr>
+      <w:r>
+        <w:rPr>
+          <w:b/>
+          <w:bCs/>
+        </w:rPr>
+        <w:t xml:space="preserve">Task </w:t>
+      </w:r>
+      <w:r>
+        <w:rPr>
+          <w:b/>
+          <w:bCs/>
+        </w:rPr>
+        <w:t>6</w:t>
+      </w:r>
+      <w:r>
+        <w:rPr>
+          <w:b/>
+          <w:bCs/>
+        </w:rPr>
+        <w:t xml:space="preserve">: </w:t>
+      </w:r>
+      <w:r>
+        <w:rPr>
+          <w:b/>
+          <w:bCs/>
+        </w:rPr>
+        <w:t>Bloom Prototype</w:t>
+      </w:r>
+    </w:p>
+    <w:p>
+      <w:pPr>
+        <w:pStyle w:val="ListParagraph"/>
+        <w:numPr>
+          <w:ilvl w:val="0"/>
+          <w:numId w:val="2"/>
+        </w:numPr>
+        <w:rPr>
+          <w:b/>
+          <w:bCs/>
+        </w:rPr>
+      </w:pPr>
+      <w:r>
+        <w:rPr>
+          <w:b/>
+          <w:bCs/>
+        </w:rPr>
+        <w:t xml:space="preserve">DEV109 Collaborator(s): </w:t>
+      </w:r>
+      <w:r>
+        <w:t xml:space="preserve">Jesse </w:t>
+      </w:r>
+      <w:r>
+        <w:t>Nk</w:t>
+      </w:r>
+      <w:r>
+        <w:t>in</w:t>
+      </w:r>
+      <w:r>
+        <w:t>si</w:t>
+      </w:r>
+    </w:p>
+    <w:p>
+      <w:pPr>
+        <w:pStyle w:val="ListParagraph"/>
+        <w:numPr>
+          <w:ilvl w:val="0"/>
+          <w:numId w:val="2"/>
+        </w:numPr>
+      </w:pPr>
+      <w:r>
+        <w:rPr>
+          <w:b/>
+          <w:bCs/>
+        </w:rPr>
+        <w:t xml:space="preserve">DMA205 Collaborator(s): </w:t>
+      </w:r>
+      <w:r>
+        <w:t>Nhi Dang</w:t>
+      </w:r>
+    </w:p>
+    <w:p>
+      <w:pPr>
+        <w:pStyle w:val="ListParagraph"/>
+        <w:numPr>
+          <w:ilvl w:val="0"/>
+          <w:numId w:val="2"/>
+        </w:numPr>
+      </w:pPr>
+      <w:r>
+        <w:rPr>
+          <w:b/>
+          <w:bCs/>
+        </w:rPr>
+        <w:t xml:space="preserve">Accountability: </w:t>
+      </w:r>
+      <w:r>
+        <w:t xml:space="preserve">Create a </w:t>
+      </w:r>
+      <w:r>
+        <w:t>prototype page for the Bloom site</w:t>
+      </w:r>
+    </w:p>
+    <w:p>
+      <w:pPr>
+        <w:pStyle w:val="ListParagraph"/>
+        <w:numPr>
+          <w:ilvl w:val="0"/>
+          <w:numId w:val="2"/>
+        </w:numPr>
+        <w:rPr>
+          <w:b/>
+          <w:bCs/>
+        </w:rPr>
+      </w:pPr>
+      <w:r>
+        <w:rPr>
+          <w:b/>
+          <w:bCs/>
+        </w:rPr>
+        <w:t xml:space="preserve">Status: </w:t>
+      </w:r>
+      <w:r>
         <w:t>In Progress</w:t>
       </w:r>
     </w:p>
@@ -1270,7 +1446,7 @@
           <w:b/>
           <w:bCs/>
         </w:rPr>
-        <w:t>6</w:t>
+        <w:t>7</w:t>
       </w:r>
       <w:r>
         <w:rPr>
@@ -1284,14 +1460,7 @@
           <w:b/>
           <w:bCs/>
         </w:rPr>
-        <w:t xml:space="preserve">Bloom </w:t>
-      </w:r>
-      <w:r>
-        <w:rPr>
-          <w:b/>
-          <w:bCs/>
-        </w:rPr>
-        <w:t>Prototype</w:t>
+        <w:t>Pet Sitting Notebook Prototype</w:t>
       </w:r>
     </w:p>
     <w:p>
@@ -1314,16 +1483,7 @@
         <w:t xml:space="preserve">DEV109 Collaborator(s): </w:t>
       </w:r>
       <w:r>
-        <w:t xml:space="preserve">Jesse </w:t>
-      </w:r>
-      <w:r>
-        <w:t>Nk</w:t>
-      </w:r>
-      <w:r>
-        <w:t>in</w:t>
-      </w:r>
-      <w:r>
-        <w:t>si</w:t>
+        <w:t>Consolate Banza Mpanga</w:t>
       </w:r>
     </w:p>
     <w:p>
@@ -1342,7 +1502,7 @@
         <w:t xml:space="preserve">DMA205 Collaborator(s): </w:t>
       </w:r>
       <w:r>
-        <w:t>Nhi Dang</w:t>
+        <w:t>Sthefania Scaccabarozzi</w:t>
       </w:r>
     </w:p>
     <w:p>
@@ -1364,13 +1524,7 @@
         <w:t xml:space="preserve">Create a </w:t>
       </w:r>
       <w:r>
-        <w:t xml:space="preserve">prototype page for the </w:t>
-      </w:r>
-      <w:r>
-        <w:t>Bloom</w:t>
-      </w:r>
-      <w:r>
-        <w:t xml:space="preserve"> site</w:t>
+        <w:t>prototype page for the Pet Sitting Notebook site</w:t>
       </w:r>
     </w:p>
     <w:p>
@@ -1393,7 +1547,7 @@
         <w:t xml:space="preserve">Status: </w:t>
       </w:r>
       <w:r>
-        <w:t>In Progress</w:t>
+        <w:t>Completed</w:t>
       </w:r>
     </w:p>
     <w:p>
@@ -1475,225 +1629,13 @@
         <w:t xml:space="preserve"> </w:t>
       </w:r>
       <w:r>
-        <w:t>TBD</w:t>
-      </w:r>
-    </w:p>
-    <w:p>
-      <w:pPr>
-        <w:rPr>
-          <w:b/>
-          <w:bCs/>
-        </w:rPr>
-      </w:pPr>
-      <w:r>
-        <w:rPr>
-          <w:b/>
-          <w:bCs/>
-        </w:rPr>
-        <w:t xml:space="preserve">Task </w:t>
-      </w:r>
-      <w:r>
-        <w:rPr>
-          <w:b/>
-          <w:bCs/>
-        </w:rPr>
-        <w:t>7</w:t>
-      </w:r>
-      <w:r>
-        <w:rPr>
-          <w:b/>
-          <w:bCs/>
-        </w:rPr>
-        <w:t xml:space="preserve">: </w:t>
-      </w:r>
-      <w:r>
-        <w:rPr>
-          <w:b/>
-          <w:bCs/>
-        </w:rPr>
-        <w:t>Pet Sitting Notebook</w:t>
-      </w:r>
-      <w:r>
-        <w:rPr>
-          <w:b/>
-          <w:bCs/>
-        </w:rPr>
-        <w:t xml:space="preserve"> Prototype</w:t>
-      </w:r>
-    </w:p>
-    <w:p>
-      <w:pPr>
-        <w:pStyle w:val="ListParagraph"/>
-        <w:numPr>
-          <w:ilvl w:val="0"/>
-          <w:numId w:val="2"/>
-        </w:numPr>
-        <w:rPr>
-          <w:b/>
-          <w:bCs/>
-        </w:rPr>
-      </w:pPr>
-      <w:r>
-        <w:rPr>
-          <w:b/>
-          <w:bCs/>
-        </w:rPr>
-        <w:t xml:space="preserve">DEV109 Collaborator(s): </w:t>
-      </w:r>
-      <w:r>
-        <w:t>Consolate Banza Mpanga</w:t>
-      </w:r>
-    </w:p>
-    <w:p>
-      <w:pPr>
-        <w:pStyle w:val="ListParagraph"/>
-        <w:numPr>
-          <w:ilvl w:val="0"/>
-          <w:numId w:val="2"/>
-        </w:numPr>
-      </w:pPr>
-      <w:r>
-        <w:rPr>
-          <w:b/>
-          <w:bCs/>
-        </w:rPr>
-        <w:t xml:space="preserve">DMA205 Collaborator(s): </w:t>
-      </w:r>
-      <w:r>
-        <w:t>Sthefania Scaccabarozzi</w:t>
-      </w:r>
-    </w:p>
-    <w:p>
-      <w:pPr>
-        <w:pStyle w:val="ListParagraph"/>
-        <w:numPr>
-          <w:ilvl w:val="0"/>
-          <w:numId w:val="2"/>
-        </w:numPr>
-      </w:pPr>
-      <w:r>
-        <w:rPr>
-          <w:b/>
-          <w:bCs/>
-        </w:rPr>
-        <w:t xml:space="preserve">Accountability: </w:t>
-      </w:r>
-      <w:r>
-        <w:t xml:space="preserve">Create a </w:t>
-      </w:r>
-      <w:r>
-        <w:t xml:space="preserve">prototype page for the </w:t>
-      </w:r>
-      <w:r>
-        <w:t>Pet Sitting Notebook</w:t>
-      </w:r>
-      <w:r>
-        <w:t xml:space="preserve"> site</w:t>
-      </w:r>
-    </w:p>
-    <w:p>
-      <w:pPr>
-        <w:pStyle w:val="ListParagraph"/>
-        <w:numPr>
-          <w:ilvl w:val="0"/>
-          <w:numId w:val="2"/>
-        </w:numPr>
-        <w:rPr>
-          <w:b/>
-          <w:bCs/>
-        </w:rPr>
-      </w:pPr>
-      <w:r>
-        <w:rPr>
-          <w:b/>
-          <w:bCs/>
-        </w:rPr>
-        <w:t xml:space="preserve">Status: </w:t>
-      </w:r>
-      <w:r>
-        <w:t>In Progress</w:t>
-      </w:r>
-    </w:p>
-    <w:p>
-      <w:pPr>
-        <w:pStyle w:val="ListParagraph"/>
-        <w:numPr>
-          <w:ilvl w:val="0"/>
-          <w:numId w:val="2"/>
-        </w:numPr>
-        <w:rPr>
-          <w:b/>
-          <w:bCs/>
-        </w:rPr>
-      </w:pPr>
-      <w:r>
-        <w:rPr>
-          <w:b/>
-          <w:bCs/>
-        </w:rPr>
-        <w:t xml:space="preserve">Begin Date: </w:t>
-      </w:r>
-      <w:r>
         <w:t>6/1</w:t>
       </w:r>
       <w:r>
-        <w:t>2</w:t>
+        <w:t>3</w:t>
       </w:r>
       <w:r>
         <w:t>/2026</w:t>
-      </w:r>
-    </w:p>
-    <w:p>
-      <w:pPr>
-        <w:pStyle w:val="ListParagraph"/>
-        <w:numPr>
-          <w:ilvl w:val="0"/>
-          <w:numId w:val="2"/>
-        </w:numPr>
-        <w:rPr>
-          <w:b/>
-          <w:bCs/>
-        </w:rPr>
-      </w:pPr>
-      <w:r>
-        <w:rPr>
-          <w:b/>
-          <w:bCs/>
-        </w:rPr>
-        <w:t xml:space="preserve">Due Date: </w:t>
-      </w:r>
-      <w:r>
-        <w:t>6/14/2026</w:t>
-      </w:r>
-    </w:p>
-    <w:p>
-      <w:pPr>
-        <w:pStyle w:val="ListParagraph"/>
-        <w:numPr>
-          <w:ilvl w:val="0"/>
-          <w:numId w:val="2"/>
-        </w:numPr>
-        <w:rPr>
-          <w:b/>
-          <w:bCs/>
-        </w:rPr>
-      </w:pPr>
-      <w:r>
-        <w:rPr>
-          <w:b/>
-          <w:bCs/>
-        </w:rPr>
-        <w:t>Completion Date:</w:t>
-      </w:r>
-      <w:r>
-        <w:rPr>
-          <w:b/>
-          <w:bCs/>
-        </w:rPr>
-        <w:t xml:space="preserve"> </w:t>
-      </w:r>
-      <w:r>
-        <w:t>TBD</w:t>
       </w:r>
     </w:p>
     <w:sectPr>
@@ -2546,6 +2488,7 @@
   <w:style w:type="character" w:default="1" w:styleId="DefaultParagraphFont">
     <w:name w:val="Default Paragraph Font"/>
     <w:uiPriority w:val="1"/>
+    <w:semiHidden/>
     <w:unhideWhenUsed/>
   </w:style>
   <w:style w:type="table" w:default="1" w:styleId="TableNormal">
